--- a/Documentazione.docx
+++ b/Documentazione.docx
@@ -89,7 +89,21 @@
           <w:sz w:val="24"/>
           <w:szCs w:val="24"/>
         </w:rPr>
-        <w:t xml:space="preserve"> basato su due meccanismi:</w:t>
+        <w:t xml:space="preserve"> basat</w:t>
+      </w:r>
+      <w:r>
+        <w:rPr>
+          <w:sz w:val="24"/>
+          <w:szCs w:val="24"/>
+        </w:rPr>
+        <w:t>i</w:t>
+      </w:r>
+      <w:r>
+        <w:rPr>
+          <w:sz w:val="24"/>
+          <w:szCs w:val="24"/>
+        </w:rPr>
+        <w:t xml:space="preserve"> su due meccanismi:</w:t>
       </w:r>
     </w:p>
     <w:p>
@@ -429,15 +443,7 @@
           <w:sz w:val="24"/>
           <w:szCs w:val="24"/>
         </w:rPr>
-        <w:t xml:space="preserve">Creare un </w:t>
-      </w:r>
-      <w:proofErr w:type="gramStart"/>
-      <w:r>
-        <w:rPr>
-          <w:sz w:val="24"/>
-          <w:szCs w:val="24"/>
-        </w:rPr>
-        <w:t>file</w:t>
+        <w:t>Creare un file</w:t>
       </w:r>
       <w:r>
         <w:rPr>
@@ -448,6 +454,8 @@
       </w:r>
       <w:r>
         <w:rPr>
+          <w:i/>
+          <w:iCs/>
           <w:sz w:val="24"/>
           <w:szCs w:val="24"/>
         </w:rPr>
@@ -456,13 +464,14 @@
       <w:proofErr w:type="spellStart"/>
       <w:r>
         <w:rPr>
+          <w:i/>
+          <w:iCs/>
           <w:sz w:val="24"/>
           <w:szCs w:val="24"/>
         </w:rPr>
         <w:t>env</w:t>
       </w:r>
       <w:proofErr w:type="spellEnd"/>
-      <w:proofErr w:type="gramEnd"/>
       <w:r>
         <w:rPr>
           <w:sz w:val="24"/>
@@ -625,13 +634,6 @@
         </w:rPr>
         <w:t xml:space="preserve"> start</w:t>
       </w:r>
-      <w:r>
-        <w:rPr>
-          <w:sz w:val="24"/>
-          <w:szCs w:val="24"/>
-        </w:rPr>
-        <w:t>.</w:t>
-      </w:r>
     </w:p>
     <w:p>
       <w:pPr>
@@ -660,19 +662,8 @@
           <w:sz w:val="24"/>
           <w:szCs w:val="24"/>
         </w:rPr>
-        <w:t xml:space="preserve">serve -l </w:t>
-      </w:r>
-      <w:proofErr w:type="gramStart"/>
-      <w:r>
-        <w:rPr>
-          <w:i/>
-          <w:iCs/>
-          <w:sz w:val="24"/>
-          <w:szCs w:val="24"/>
-        </w:rPr>
-        <w:t>5500 .</w:t>
-      </w:r>
-      <w:proofErr w:type="gramEnd"/>
+        <w:t>serve -l 5500 .</w:t>
+      </w:r>
     </w:p>
     <w:p>
       <w:pPr>
@@ -731,7 +722,6 @@
         <w:t>Il server riceve la richiesta e genera un token casuale di 32 byte tramite un generatore crittograficamente sicuro (</w:t>
       </w:r>
       <w:proofErr w:type="spellStart"/>
-      <w:proofErr w:type="gramStart"/>
       <w:r>
         <w:rPr>
           <w:i/>
@@ -742,7 +732,6 @@
         <w:t>crypto.randomBytes</w:t>
       </w:r>
       <w:proofErr w:type="spellEnd"/>
-      <w:proofErr w:type="gramEnd"/>
       <w:r>
         <w:rPr>
           <w:sz w:val="24"/>
@@ -1651,17 +1640,26 @@
         <w:t xml:space="preserve">, server </w:t>
       </w:r>
       <w:proofErr w:type="spellStart"/>
-      <w:proofErr w:type="gramStart"/>
       <w:r>
         <w:t>Node,js</w:t>
       </w:r>
       <w:proofErr w:type="spellEnd"/>
-      <w:proofErr w:type="gramEnd"/>
-      <w:r>
-        <w:t xml:space="preserve"> e client) sono gli stessi descritti nella precedente sezione, in quanto entrambi condividono lo stesso ambiente di esecuzione e lo stesso file di configurazione (.</w:t>
+      <w:r>
+        <w:t xml:space="preserve"> e client) sono gli stessi descritti nella precedente sezione, in quanto entrambi condividono lo stesso ambiente di esecuzione e lo stesso file di configurazione (</w:t>
+      </w:r>
+      <w:r>
+        <w:rPr>
+          <w:i/>
+          <w:iCs/>
+        </w:rPr>
+        <w:t>.</w:t>
       </w:r>
       <w:proofErr w:type="spellStart"/>
       <w:r>
+        <w:rPr>
+          <w:i/>
+          <w:iCs/>
+        </w:rPr>
         <w:t>env</w:t>
       </w:r>
       <w:proofErr w:type="spellEnd"/>
@@ -1865,7 +1863,6 @@
         <w:t xml:space="preserve">Il client riceve queste opzioni, converte la challenge nel formato corretto e invoca l’API del browser </w:t>
       </w:r>
       <w:proofErr w:type="spellStart"/>
-      <w:proofErr w:type="gramStart"/>
       <w:r>
         <w:rPr>
           <w:i/>
@@ -1873,9 +1870,9 @@
           <w:sz w:val="24"/>
           <w:szCs w:val="24"/>
         </w:rPr>
-        <w:t>navigator.credentials</w:t>
-      </w:r>
-      <w:proofErr w:type="gramEnd"/>
+        <w:t>navigator.credentials.create</w:t>
+      </w:r>
+      <w:proofErr w:type="spellEnd"/>
       <w:r>
         <w:rPr>
           <w:i/>
@@ -1883,37 +1880,7 @@
           <w:sz w:val="24"/>
           <w:szCs w:val="24"/>
         </w:rPr>
-        <w:t>.</w:t>
-      </w:r>
-      <w:proofErr w:type="gramStart"/>
-      <w:r>
-        <w:rPr>
-          <w:i/>
-          <w:iCs/>
-          <w:sz w:val="24"/>
-          <w:szCs w:val="24"/>
-        </w:rPr>
-        <w:t>create</w:t>
-      </w:r>
-      <w:proofErr w:type="spellEnd"/>
-      <w:r>
-        <w:rPr>
-          <w:i/>
-          <w:iCs/>
-          <w:sz w:val="24"/>
-          <w:szCs w:val="24"/>
-        </w:rPr>
-        <w:t>(</w:t>
-      </w:r>
-      <w:proofErr w:type="gramEnd"/>
-      <w:r>
-        <w:rPr>
-          <w:i/>
-          <w:iCs/>
-          <w:sz w:val="24"/>
-          <w:szCs w:val="24"/>
-        </w:rPr>
-        <w:t>)</w:t>
+        <w:t>()</w:t>
       </w:r>
       <w:r>
         <w:rPr>
@@ -2239,7 +2206,6 @@
         <w:t xml:space="preserve">Il client riceve le opzioni e chiama l’API </w:t>
       </w:r>
       <w:proofErr w:type="spellStart"/>
-      <w:proofErr w:type="gramStart"/>
       <w:r>
         <w:rPr>
           <w:i/>
@@ -2277,7 +2243,6 @@
         </w:rPr>
         <w:t>(</w:t>
       </w:r>
-      <w:proofErr w:type="gramEnd"/>
       <w:r>
         <w:rPr>
           <w:i/>
@@ -2846,7 +2811,21 @@
           <w:sz w:val="24"/>
           <w:szCs w:val="24"/>
         </w:rPr>
-        <w:t>: non appena l’utente supera l’autenticazione, il server genera un JWT. Questo token include le informazioni di base dell’utente (payload) e viene firmato digitalmente dal server utilizzando una chiave privata definita nel file di configurazione.</w:t>
+        <w:t xml:space="preserve">: non appena l’utente supera l’autenticazione, il server genera un JWT. Questo token include le informazioni di base dell’utente (payload) e viene firmato digitalmente dal server utilizzando una chiave </w:t>
+      </w:r>
+      <w:r>
+        <w:rPr>
+          <w:sz w:val="24"/>
+          <w:szCs w:val="24"/>
+        </w:rPr>
+        <w:t>segreta (simmetrica)</w:t>
+      </w:r>
+      <w:r>
+        <w:rPr>
+          <w:sz w:val="24"/>
+          <w:szCs w:val="24"/>
+        </w:rPr>
+        <w:t xml:space="preserve"> definita nel file di configurazione.</w:t>
       </w:r>
     </w:p>
     <w:p>
